--- a/templates/D. ΑΠΟΦΑΣΗ-ΧΟΡΗΓΗΣΗΣ-ΑΔΕΙΑΣ-ΑΣΘΕΝΕΙΑΣ-ΤΕΚΝΟΥ_ΜΟΝΙΜΟΥ_ΕΚΠΑΙΔΕΥΤΙΚΟΥ.docx
+++ b/templates/D. ΑΠΟΦΑΣΗ-ΧΟΡΗΓΗΣΗΣ-ΑΔΕΙΑΣ-ΑΣΘΕΝΕΙΑΣ-ΤΕΚΝΟΥ_ΜΟΝΙΜΟΥ_ΕΚΠΑΙΔΕΥΤΙΚΟΥ.docx
@@ -2207,7 +2207,7 @@
           <w:sz w:val="22"/>
           <w:szCs w:val="22"/>
         </w:rPr>
-        <w:t xml:space="preserve">με αποδοχές, από τις </w:t>
+        <w:t xml:space="preserve">με αποδοχές,  </w:t>
       </w:r>
       <w:r>
         <w:rPr>
@@ -2237,7 +2237,7 @@
           <w:sz w:val="22"/>
           <w:szCs w:val="22"/>
         </w:rPr>
-        <w:t xml:space="preserve"> }} έως και τις {{ </w:t>
+        <w:t xml:space="preserve"> }} {{ </w:t>
       </w:r>
       <w:proofErr w:type="spellStart"/>
       <w:r>
@@ -4765,7 +4765,7 @@
 </file>
 
 <file path=customXml/itemProps1.xml><?xml version="1.0" encoding="utf-8"?>
-<ds:datastoreItem xmlns:ds="http://schemas.openxmlformats.org/officeDocument/2006/customXml" ds:itemID="{506125C6-CEF7-4AA7-9B1D-FAE13ACACCB3}">
+<ds:datastoreItem xmlns:ds="http://schemas.openxmlformats.org/officeDocument/2006/customXml" ds:itemID="{DAF4C802-93DE-4C80-801F-293544DCC08A}">
   <ds:schemaRefs>
     <ds:schemaRef ds:uri="http://schemas.openxmlformats.org/officeDocument/2006/bibliography"/>
   </ds:schemaRefs>
